--- a/网络入侵检测系统.docx
+++ b/网络入侵检测系统.docx
@@ -2908,6 +2908,7 @@
     <w:p>
       <w:pPr>
         <w:numPr>
+          <w:ilvl w:val="0"/>
           <w:numId w:val="0"/>
         </w:numPr>
         <w:ind w:leftChars="0"/>
@@ -2929,6 +2930,7 @@
     <w:p>
       <w:pPr>
         <w:numPr>
+          <w:ilvl w:val="0"/>
           <w:numId w:val="0"/>
         </w:numPr>
         <w:ind w:leftChars="0"/>
@@ -3329,6 +3331,7 @@
     <w:p>
       <w:pPr>
         <w:numPr>
+          <w:ilvl w:val="0"/>
           <w:numId w:val="0"/>
         </w:numPr>
         <w:ind w:leftChars="0"/>
@@ -3350,6 +3353,7 @@
     <w:p>
       <w:pPr>
         <w:numPr>
+          <w:ilvl w:val="0"/>
           <w:numId w:val="0"/>
         </w:numPr>
         <w:ind w:leftChars="0"/>
@@ -3371,6 +3375,7 @@
     <w:p>
       <w:pPr>
         <w:numPr>
+          <w:ilvl w:val="0"/>
           <w:numId w:val="0"/>
         </w:numPr>
         <w:ind w:leftChars="0"/>
@@ -3723,6 +3728,7 @@
     <w:p>
       <w:pPr>
         <w:numPr>
+          <w:ilvl w:val="0"/>
           <w:numId w:val="0"/>
         </w:numPr>
         <w:ind w:leftChars="0"/>
@@ -3771,6 +3777,7 @@
         <w:pageBreakBefore w:val="0"/>
         <w:widowControl w:val="0"/>
         <w:numPr>
+          <w:ilvl w:val="0"/>
           <w:numId w:val="0"/>
         </w:numPr>
         <w:tabs>
@@ -3906,6 +3913,7 @@
         <w:pageBreakBefore w:val="0"/>
         <w:widowControl w:val="0"/>
         <w:numPr>
+          <w:ilvl w:val="0"/>
           <w:numId w:val="0"/>
         </w:numPr>
         <w:tabs>
@@ -3955,6 +3963,7 @@
         <w:pageBreakBefore w:val="0"/>
         <w:widowControl w:val="0"/>
         <w:numPr>
+          <w:ilvl w:val="0"/>
           <w:numId w:val="0"/>
         </w:numPr>
         <w:tabs>
@@ -4035,6 +4044,7 @@
         <w:pageBreakBefore w:val="0"/>
         <w:widowControl w:val="0"/>
         <w:numPr>
+          <w:ilvl w:val="0"/>
           <w:numId w:val="0"/>
         </w:numPr>
         <w:tabs>
@@ -4084,6 +4094,7 @@
         <w:pageBreakBefore w:val="0"/>
         <w:widowControl w:val="0"/>
         <w:numPr>
+          <w:ilvl w:val="0"/>
           <w:numId w:val="0"/>
         </w:numPr>
         <w:tabs>
@@ -4133,6 +4144,7 @@
         <w:pageBreakBefore w:val="0"/>
         <w:widowControl w:val="0"/>
         <w:numPr>
+          <w:ilvl w:val="0"/>
           <w:numId w:val="0"/>
         </w:numPr>
         <w:tabs>
@@ -4182,6 +4194,7 @@
         <w:pageBreakBefore w:val="0"/>
         <w:widowControl w:val="0"/>
         <w:numPr>
+          <w:ilvl w:val="0"/>
           <w:numId w:val="0"/>
         </w:numPr>
         <w:tabs>
@@ -4231,6 +4244,7 @@
         <w:pageBreakBefore w:val="0"/>
         <w:widowControl w:val="0"/>
         <w:numPr>
+          <w:ilvl w:val="0"/>
           <w:numId w:val="0"/>
         </w:numPr>
         <w:tabs>
@@ -4601,6 +4615,7 @@
         <w:pageBreakBefore w:val="0"/>
         <w:widowControl w:val="0"/>
         <w:numPr>
+          <w:ilvl w:val="0"/>
           <w:numId w:val="0"/>
         </w:numPr>
         <w:tabs>
@@ -4650,6 +4665,7 @@
         <w:pageBreakBefore w:val="0"/>
         <w:widowControl w:val="0"/>
         <w:numPr>
+          <w:ilvl w:val="0"/>
           <w:numId w:val="0"/>
         </w:numPr>
         <w:tabs>
@@ -4699,6 +4715,7 @@
         <w:pageBreakBefore w:val="0"/>
         <w:widowControl w:val="0"/>
         <w:numPr>
+          <w:ilvl w:val="0"/>
           <w:numId w:val="0"/>
         </w:numPr>
         <w:tabs>
@@ -4748,6 +4765,7 @@
         <w:pageBreakBefore w:val="0"/>
         <w:widowControl w:val="0"/>
         <w:numPr>
+          <w:ilvl w:val="0"/>
           <w:numId w:val="0"/>
         </w:numPr>
         <w:tabs>
@@ -7173,6 +7191,8 @@
           <w:szCs w:val="21"/>
         </w:rPr>
       </w:pPr>
+      <w:bookmarkStart w:id="3" w:name="_GoBack"/>
+      <w:bookmarkEnd w:id="3"/>
       <w:r>
         <w:rPr>
           <w:rFonts w:hint="eastAsia"/>
@@ -7203,6 +7223,283 @@
         </w:rPr>
         <w:t>）</w:t>
       </w:r>
+    </w:p>
+    <w:p>
+      <w:pPr>
+        <w:pStyle w:val="6"/>
+        <w:numPr>
+          <w:ilvl w:val="0"/>
+          <w:numId w:val="8"/>
+        </w:numPr>
+        <w:spacing w:line="400" w:lineRule="exact"/>
+        <w:ind w:left="454" w:leftChars="0" w:hanging="454" w:firstLineChars="0"/>
+        <w:rPr>
+          <w:rFonts w:hint="eastAsia" w:ascii="黑体" w:eastAsia="黑体"/>
+          <w:b w:val="0"/>
+          <w:bCs w:val="0"/>
+          <w:spacing w:val="10"/>
+          <w:sz w:val="18"/>
+          <w:szCs w:val="18"/>
+          <w:lang w:val="en-US" w:eastAsia="zh-CN"/>
+        </w:rPr>
+      </w:pPr>
+      <w:bookmarkStart w:id="2" w:name="_Ref31723"/>
+      <w:r>
+        <w:rPr>
+          <w:rFonts w:hint="eastAsia" w:ascii="黑体" w:eastAsia="黑体"/>
+          <w:b w:val="0"/>
+          <w:bCs w:val="0"/>
+          <w:spacing w:val="10"/>
+          <w:sz w:val="18"/>
+          <w:szCs w:val="18"/>
+          <w:lang w:val="en-US" w:eastAsia="zh-CN"/>
+        </w:rPr>
+        <w:t>陈卓, 吕娜. 基于随机森林和XGBoost的网络入侵检测模型[J]. 信号处理, 2020, 36(7): 1055-1064.</w:t>
+      </w:r>
+      <w:bookmarkEnd w:id="2"/>
+    </w:p>
+    <w:p>
+      <w:pPr>
+        <w:pStyle w:val="6"/>
+        <w:numPr>
+          <w:ilvl w:val="0"/>
+          <w:numId w:val="8"/>
+        </w:numPr>
+        <w:spacing w:line="400" w:lineRule="exact"/>
+        <w:ind w:left="454" w:leftChars="0" w:hanging="454" w:firstLineChars="0"/>
+        <w:rPr>
+          <w:rFonts w:hint="eastAsia" w:ascii="黑体" w:eastAsia="黑体"/>
+          <w:b w:val="0"/>
+          <w:bCs w:val="0"/>
+          <w:spacing w:val="10"/>
+          <w:sz w:val="18"/>
+          <w:szCs w:val="18"/>
+          <w:lang w:val="en-US" w:eastAsia="zh-CN"/>
+        </w:rPr>
+      </w:pPr>
+      <w:r>
+        <w:rPr>
+          <w:rFonts w:hint="eastAsia" w:ascii="黑体" w:eastAsia="黑体"/>
+          <w:b w:val="0"/>
+          <w:bCs w:val="0"/>
+          <w:spacing w:val="10"/>
+          <w:sz w:val="18"/>
+          <w:szCs w:val="18"/>
+          <w:lang w:val="en-US" w:eastAsia="zh-CN"/>
+        </w:rPr>
+        <w:t>张启坤, 黄道颖, 刘江豪, 等. 基于DBSCAN_GAN_XGBoost的网络入侵检测方法[J]. 郑州大学学报(工学版), 2022, 43(1): 30-36.</w:t>
+      </w:r>
+    </w:p>
+    <w:p>
+      <w:pPr>
+        <w:pStyle w:val="6"/>
+        <w:numPr>
+          <w:ilvl w:val="0"/>
+          <w:numId w:val="8"/>
+        </w:numPr>
+        <w:spacing w:line="400" w:lineRule="exact"/>
+        <w:ind w:left="454" w:leftChars="0" w:hanging="454" w:firstLineChars="0"/>
+        <w:rPr>
+          <w:rFonts w:hint="eastAsia" w:ascii="黑体" w:eastAsia="黑体"/>
+          <w:b w:val="0"/>
+          <w:bCs w:val="0"/>
+          <w:spacing w:val="10"/>
+          <w:sz w:val="18"/>
+          <w:szCs w:val="18"/>
+          <w:lang w:val="en-US" w:eastAsia="zh-CN"/>
+        </w:rPr>
+      </w:pPr>
+      <w:r>
+        <w:rPr>
+          <w:rFonts w:hint="eastAsia" w:ascii="黑体" w:eastAsia="黑体"/>
+          <w:b w:val="0"/>
+          <w:bCs w:val="0"/>
+          <w:spacing w:val="10"/>
+          <w:sz w:val="18"/>
+          <w:szCs w:val="18"/>
+          <w:lang w:val="en-US" w:eastAsia="zh-CN"/>
+        </w:rPr>
+        <w:t>周杰英, 贺鹏飞, 邱荣发, 等. 融合随机森林和梯度提升树的入侵检测研究[J]. 软件学报, 2021, 32(10): 3254-3265.</w:t>
+      </w:r>
+    </w:p>
+    <w:p>
+      <w:pPr>
+        <w:pStyle w:val="6"/>
+        <w:numPr>
+          <w:ilvl w:val="0"/>
+          <w:numId w:val="8"/>
+        </w:numPr>
+        <w:spacing w:line="400" w:lineRule="exact"/>
+        <w:ind w:left="454" w:leftChars="0" w:hanging="454" w:firstLineChars="0"/>
+        <w:rPr>
+          <w:rFonts w:hint="eastAsia" w:ascii="黑体" w:eastAsia="黑体"/>
+          <w:b w:val="0"/>
+          <w:bCs w:val="0"/>
+          <w:spacing w:val="10"/>
+          <w:sz w:val="18"/>
+          <w:szCs w:val="18"/>
+          <w:lang w:val="en-US" w:eastAsia="zh-CN"/>
+        </w:rPr>
+      </w:pPr>
+      <w:r>
+        <w:rPr>
+          <w:rFonts w:hint="eastAsia" w:ascii="黑体" w:eastAsia="黑体"/>
+          <w:b w:val="0"/>
+          <w:bCs w:val="0"/>
+          <w:spacing w:val="10"/>
+          <w:sz w:val="18"/>
+          <w:szCs w:val="18"/>
+          <w:lang w:val="en-US" w:eastAsia="zh-CN"/>
+        </w:rPr>
+        <w:t>任家东, 张亚飞, 张炳, 等. 基于特征选择的工业互联网入侵检测分类方法[J]. 计算机研究与发展, 2022, 59(5): 1148-1159.</w:t>
+      </w:r>
+    </w:p>
+    <w:p>
+      <w:pPr>
+        <w:pStyle w:val="6"/>
+        <w:numPr>
+          <w:ilvl w:val="0"/>
+          <w:numId w:val="8"/>
+        </w:numPr>
+        <w:spacing w:line="400" w:lineRule="exact"/>
+        <w:ind w:left="454" w:leftChars="0" w:hanging="454" w:firstLineChars="0"/>
+        <w:rPr>
+          <w:rFonts w:hint="eastAsia" w:ascii="黑体" w:eastAsia="黑体"/>
+          <w:b w:val="0"/>
+          <w:bCs w:val="0"/>
+          <w:spacing w:val="10"/>
+          <w:sz w:val="18"/>
+          <w:szCs w:val="18"/>
+          <w:lang w:val="en-US" w:eastAsia="zh-CN"/>
+        </w:rPr>
+      </w:pPr>
+      <w:r>
+        <w:rPr>
+          <w:rFonts w:hint="eastAsia" w:ascii="黑体" w:eastAsia="黑体"/>
+          <w:b w:val="0"/>
+          <w:bCs w:val="0"/>
+          <w:spacing w:val="10"/>
+          <w:sz w:val="18"/>
+          <w:szCs w:val="18"/>
+          <w:lang w:val="en-US" w:eastAsia="zh-CN"/>
+        </w:rPr>
+        <w:t>徐伟, 冷静. 基于人工蜂群算法和XGBoost的网络入侵检测方法研究[J]. 计算机应用与软件, 2021, 38(3): 314-318, 333.</w:t>
+      </w:r>
+    </w:p>
+    <w:p>
+      <w:pPr>
+        <w:pStyle w:val="6"/>
+        <w:numPr>
+          <w:ilvl w:val="0"/>
+          <w:numId w:val="8"/>
+        </w:numPr>
+        <w:spacing w:line="400" w:lineRule="exact"/>
+        <w:ind w:left="454" w:leftChars="0" w:hanging="454" w:firstLineChars="0"/>
+        <w:rPr>
+          <w:rFonts w:hint="eastAsia" w:ascii="黑体" w:eastAsia="黑体"/>
+          <w:b w:val="0"/>
+          <w:bCs w:val="0"/>
+          <w:spacing w:val="10"/>
+          <w:sz w:val="18"/>
+          <w:szCs w:val="18"/>
+          <w:lang w:val="en-US" w:eastAsia="zh-CN"/>
+        </w:rPr>
+      </w:pPr>
+      <w:r>
+        <w:rPr>
+          <w:rFonts w:hint="eastAsia" w:ascii="黑体" w:eastAsia="黑体"/>
+          <w:b w:val="0"/>
+          <w:bCs w:val="0"/>
+          <w:spacing w:val="10"/>
+          <w:sz w:val="18"/>
+          <w:szCs w:val="18"/>
+          <w:lang w:val="en-US" w:eastAsia="zh-CN"/>
+        </w:rPr>
+        <w:t>苏书宾, 肖利民, 李书攀, 等. 基于深度学习的网络入侵检测研究综述[J]. 信息安全学报, 2026, 11(1): 79-101.</w:t>
+      </w:r>
+    </w:p>
+    <w:p>
+      <w:pPr>
+        <w:pStyle w:val="6"/>
+        <w:numPr>
+          <w:ilvl w:val="0"/>
+          <w:numId w:val="8"/>
+        </w:numPr>
+        <w:spacing w:line="400" w:lineRule="exact"/>
+        <w:ind w:left="454" w:leftChars="0" w:hanging="454" w:firstLineChars="0"/>
+        <w:rPr>
+          <w:rFonts w:hint="eastAsia" w:ascii="黑体" w:eastAsia="黑体"/>
+          <w:b w:val="0"/>
+          <w:bCs w:val="0"/>
+          <w:spacing w:val="10"/>
+          <w:sz w:val="18"/>
+          <w:szCs w:val="18"/>
+          <w:lang w:val="en-US" w:eastAsia="zh-CN"/>
+        </w:rPr>
+      </w:pPr>
+      <w:r>
+        <w:rPr>
+          <w:rFonts w:hint="eastAsia" w:ascii="黑体" w:eastAsia="黑体"/>
+          <w:b w:val="0"/>
+          <w:bCs w:val="0"/>
+          <w:spacing w:val="10"/>
+          <w:sz w:val="18"/>
+          <w:szCs w:val="18"/>
+          <w:lang w:val="en-US" w:eastAsia="zh-CN"/>
+        </w:rPr>
+        <w:t>肖建平, 龙春, 赵静, 等. 基于深度学习的网络入侵检测研究综述[J]. 数据与计算发展前沿, 2021, 3(3): 59-74.</w:t>
+      </w:r>
+    </w:p>
+    <w:p>
+      <w:pPr>
+        <w:pStyle w:val="6"/>
+        <w:numPr>
+          <w:ilvl w:val="0"/>
+          <w:numId w:val="8"/>
+        </w:numPr>
+        <w:spacing w:line="400" w:lineRule="exact"/>
+        <w:ind w:left="454" w:leftChars="0" w:hanging="454" w:firstLineChars="0"/>
+        <w:rPr>
+          <w:rFonts w:hint="eastAsia" w:ascii="黑体" w:eastAsia="黑体"/>
+          <w:b w:val="0"/>
+          <w:bCs w:val="0"/>
+          <w:spacing w:val="10"/>
+          <w:sz w:val="18"/>
+          <w:szCs w:val="18"/>
+          <w:lang w:val="en-US" w:eastAsia="zh-CN"/>
+        </w:rPr>
+      </w:pPr>
+      <w:r>
+        <w:rPr>
+          <w:rFonts w:hint="eastAsia" w:ascii="黑体" w:eastAsia="黑体"/>
+          <w:b w:val="0"/>
+          <w:bCs w:val="0"/>
+          <w:spacing w:val="10"/>
+          <w:sz w:val="18"/>
+          <w:szCs w:val="18"/>
+          <w:lang w:val="en-US" w:eastAsia="zh-CN"/>
+        </w:rPr>
+        <w:t>深度置信网络融合局部保持投影的入侵检测模型[J]. 计算机应用与软件, 2024, 41(6): 待确认.</w:t>
+      </w:r>
+    </w:p>
+    <w:p>
+      <w:pPr>
+        <w:pStyle w:val="6"/>
+        <w:numPr>
+          <w:numId w:val="0"/>
+        </w:numPr>
+        <w:spacing w:line="400" w:lineRule="exact"/>
+        <w:ind w:leftChars="0"/>
+        <w:rPr>
+          <w:rFonts w:hint="eastAsia" w:ascii="黑体" w:eastAsia="黑体"/>
+          <w:b w:val="0"/>
+          <w:bCs w:val="0"/>
+          <w:spacing w:val="10"/>
+          <w:sz w:val="18"/>
+          <w:szCs w:val="18"/>
+          <w:lang w:val="en-US" w:eastAsia="zh-CN"/>
+        </w:rPr>
+      </w:pPr>
     </w:p>
     <w:p>
       <w:pPr>
@@ -7225,18 +7522,6 @@
       <w:r>
         <w:rPr>
           <w:rFonts w:hint="eastAsia" w:ascii="黑体" w:eastAsia="黑体"/>
-          <w:b/>
-          <w:bCs/>
-          <w:spacing w:val="10"/>
-          <w:sz w:val="24"/>
-          <w:szCs w:val="24"/>
-          <w:lang w:val="en-US" w:eastAsia="zh-CN"/>
-        </w:rPr>
-        <w:t xml:space="preserve">  </w:t>
-      </w:r>
-      <w:r>
-        <w:rPr>
-          <w:rFonts w:hint="eastAsia" w:ascii="黑体" w:eastAsia="黑体"/>
           <w:b w:val="0"/>
           <w:bCs w:val="0"/>
           <w:spacing w:val="10"/>
@@ -7244,7 +7529,7 @@
           <w:szCs w:val="18"/>
           <w:lang w:val="en-US" w:eastAsia="zh-CN"/>
         </w:rPr>
-        <w:t>[1] Denning D E. An intrusion-detection model[J]. IEEE Transactions on Software Engineering, 1987, 13(2): 222-232.</w:t>
+        <w:t xml:space="preserve">  [2] Chandola V, Banerjee A, Kumar V. Anomaly detection: A survey[J]. ACM Computing Surveys, 2009, 41(3): 1-58.</w:t>
       </w:r>
     </w:p>
     <w:p>
@@ -7275,7 +7560,7 @@
           <w:szCs w:val="18"/>
           <w:lang w:val="en-US" w:eastAsia="zh-CN"/>
         </w:rPr>
-        <w:t xml:space="preserve">  [2] Chandola V, Banerjee A, Kumar V. Anomaly detection: A survey[J]. ACM Computing Surveys, 2009, 41(3): 1-58.</w:t>
+        <w:t xml:space="preserve">  [3] Buczak A L, Guven E. A survey of data mining and machine learning methods for cyber security intrusion</w:t>
       </w:r>
     </w:p>
     <w:p>
@@ -7306,7 +7591,7 @@
           <w:szCs w:val="18"/>
           <w:lang w:val="en-US" w:eastAsia="zh-CN"/>
         </w:rPr>
-        <w:t xml:space="preserve">  [3] Buczak A L, Guven E. A survey of data mining and machine learning methods for cyber security intrusion</w:t>
+        <w:t xml:space="preserve">  detection[J]. IEEE Communications Surveys &amp; Tutorials, 2016, 18(2): 1153-1176.</w:t>
       </w:r>
     </w:p>
     <w:p>
@@ -7337,7 +7622,7 @@
           <w:szCs w:val="18"/>
           <w:lang w:val="en-US" w:eastAsia="zh-CN"/>
         </w:rPr>
-        <w:t xml:space="preserve">  detection[J]. IEEE Communications Surveys &amp; Tutorials, 2016, 18(2): 1153-1176.</w:t>
+        <w:t xml:space="preserve">  [4] Moustafa N, Slay J. UNSW-NB15: A comprehensive data set for network intrusion detection systems[C]//2015 Military</w:t>
       </w:r>
     </w:p>
     <w:p>
@@ -7368,52 +7653,7 @@
           <w:szCs w:val="18"/>
           <w:lang w:val="en-US" w:eastAsia="zh-CN"/>
         </w:rPr>
-        <w:t xml:space="preserve">  [4] Moustafa N, Slay J. UNSW-NB15: A comprehensive data set for network intrusion detection systems[C]//2015 Military</w:t>
-      </w:r>
-    </w:p>
-    <w:p>
-      <w:pPr>
-        <w:pStyle w:val="6"/>
-        <w:numPr>
-          <w:ilvl w:val="0"/>
-          <w:numId w:val="0"/>
-        </w:numPr>
-        <w:spacing w:line="400" w:lineRule="exact"/>
-        <w:rPr>
-          <w:rFonts w:hint="eastAsia" w:ascii="黑体" w:eastAsia="黑体"/>
-          <w:b w:val="0"/>
-          <w:bCs w:val="0"/>
-          <w:spacing w:val="10"/>
-          <w:sz w:val="18"/>
-          <w:szCs w:val="18"/>
-          <w:lang w:val="en-US" w:eastAsia="zh-CN"/>
-        </w:rPr>
-      </w:pPr>
-      <w:r>
-        <w:rPr>
-          <w:rFonts w:hint="eastAsia" w:ascii="黑体" w:eastAsia="黑体"/>
-          <w:b w:val="0"/>
-          <w:bCs w:val="0"/>
-          <w:spacing w:val="10"/>
-          <w:sz w:val="18"/>
-          <w:szCs w:val="18"/>
-          <w:lang w:val="en-US" w:eastAsia="zh-CN"/>
-        </w:rPr>
-        <w:t xml:space="preserve">  Communications and Information Systems Conference. IEEE, 20</w:t>
-      </w:r>
-      <w:bookmarkStart w:id="2" w:name="_GoBack"/>
-      <w:bookmarkEnd w:id="2"/>
-      <w:r>
-        <w:rPr>
-          <w:rFonts w:hint="eastAsia" w:ascii="黑体" w:eastAsia="黑体"/>
-          <w:b w:val="0"/>
-          <w:bCs w:val="0"/>
-          <w:spacing w:val="10"/>
-          <w:sz w:val="18"/>
-          <w:szCs w:val="18"/>
-          <w:lang w:val="en-US" w:eastAsia="zh-CN"/>
-        </w:rPr>
-        <w:t>15: 1-6.</w:t>
+        <w:t xml:space="preserve">  Communications and Information Systems Conference. IEEE, 2015: 1-6.</w:t>
       </w:r>
     </w:p>
     <w:p>
@@ -8054,22 +8294,6 @@
                       <a:ln w="6350">
                         <a:noFill/>
                       </a:ln>
-                      <a:extLst>
-                        <a:ext uri="{909E8E84-426E-40DD-AFC4-6F175D3DCCD1}">
-                          <a14:hiddenFill xmlns:a14="http://schemas.microsoft.com/office/drawing/2010/main">
-                            <a:solidFill>
-                              <a:schemeClr val="lt1"/>
-                            </a:solidFill>
-                          </a14:hiddenFill>
-                        </a:ext>
-                        <a:ext uri="{91240B29-F687-4F45-9708-019B960494DF}">
-                          <a14:hiddenLine xmlns:a14="http://schemas.microsoft.com/office/drawing/2010/main" w="6350">
-                            <a:solidFill>
-                              <a:prstClr val="black"/>
-                            </a:solidFill>
-                          </a14:hiddenLine>
-                        </a:ext>
-                      </a:extLst>
                     </wps:spPr>
                     <wps:style>
                       <a:lnRef idx="0">
@@ -8129,7 +8353,7 @@
         </mc:Choice>
         <mc:Fallback>
           <w:pict>
-            <v:shape id="_x0000_s1026" o:spid="_x0000_s1026" o:spt="202" type="#_x0000_t202" style="position:absolute;left:0pt;margin-top:0pt;height:144pt;width:144pt;mso-position-horizontal:center;mso-position-horizontal-relative:margin;mso-wrap-style:none;z-index:251659264;mso-width-relative:page;mso-height-relative:page;" filled="f" stroked="f" coordsize="21600,21600" o:gfxdata="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">
+            <v:shape id="_x0000_s1026" o:spid="_x0000_s1026" o:spt="202" type="#_x0000_t202" style="position:absolute;left:0pt;margin-top:0pt;height:144pt;width:144pt;mso-position-horizontal:center;mso-position-horizontal-relative:margin;mso-wrap-style:none;z-index:251659264;mso-width-relative:page;mso-height-relative:page;" filled="f" stroked="f" coordsize="21600,21600" o:gfxdata="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">
               <v:fill on="f" focussize="0,0"/>
               <v:stroke on="f" weight="0.5pt"/>
               <v:imagedata o:title=""/>
@@ -8218,22 +8442,6 @@
                       <a:ln w="6350">
                         <a:noFill/>
                       </a:ln>
-                      <a:extLst>
-                        <a:ext uri="{909E8E84-426E-40DD-AFC4-6F175D3DCCD1}">
-                          <a14:hiddenFill xmlns:a14="http://schemas.microsoft.com/office/drawing/2010/main">
-                            <a:solidFill>
-                              <a:schemeClr val="lt1"/>
-                            </a:solidFill>
-                          </a14:hiddenFill>
-                        </a:ext>
-                        <a:ext uri="{91240B29-F687-4F45-9708-019B960494DF}">
-                          <a14:hiddenLine xmlns:a14="http://schemas.microsoft.com/office/drawing/2010/main" w="6350">
-                            <a:solidFill>
-                              <a:prstClr val="black"/>
-                            </a:solidFill>
-                          </a14:hiddenLine>
-                        </a:ext>
-                      </a:extLst>
                     </wps:spPr>
                     <wps:style>
                       <a:lnRef idx="0">
@@ -8293,7 +8501,7 @@
         </mc:Choice>
         <mc:Fallback>
           <w:pict>
-            <v:shape id="_x0000_s1026" o:spid="_x0000_s1026" o:spt="202" type="#_x0000_t202" style="position:absolute;left:0pt;margin-top:0pt;height:144pt;width:144pt;mso-position-horizontal:center;mso-position-horizontal-relative:margin;mso-wrap-style:none;z-index:251660288;mso-width-relative:page;mso-height-relative:page;" filled="f" stroked="f" coordsize="21600,21600" o:gfxdata="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">
+            <v:shape id="_x0000_s1026" o:spid="_x0000_s1026" o:spt="202" type="#_x0000_t202" style="position:absolute;left:0pt;margin-top:0pt;height:144pt;width:144pt;mso-position-horizontal:center;mso-position-horizontal-relative:margin;mso-wrap-style:none;z-index:251660288;mso-width-relative:page;mso-height-relative:page;" filled="f" stroked="f" coordsize="21600,21600" o:gfxdata="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">
               <v:fill on="f" focussize="0,0"/>
               <v:stroke on="f" weight="0.5pt"/>
               <v:imagedata o:title=""/>
@@ -8623,6 +8831,26 @@
     </w:lvl>
   </w:abstractNum>
   <w:abstractNum w:abstractNumId="4">
+    <w:nsid w:val="3BF4314A"/>
+    <w:multiLevelType w:val="singleLevel"/>
+    <w:tmpl w:val="3BF4314A"/>
+    <w:lvl w:ilvl="0" w:tentative="0">
+      <w:start w:val="1"/>
+      <w:numFmt w:val="decimal"/>
+      <w:lvlText w:val="[%1]"/>
+      <w:lvlJc w:val="left"/>
+      <w:pPr>
+        <w:tabs>
+          <w:tab w:val="left" w:pos="397"/>
+        </w:tabs>
+        <w:ind w:left="454" w:leftChars="0" w:hanging="454" w:firstLineChars="0"/>
+      </w:pPr>
+      <w:rPr>
+        <w:rFonts w:hint="default"/>
+      </w:rPr>
+    </w:lvl>
+  </w:abstractNum>
+  <w:abstractNum w:abstractNumId="5">
     <w:nsid w:val="3DEC0EBF"/>
     <w:multiLevelType w:val="singleLevel"/>
     <w:tmpl w:val="3DEC0EBF"/>
@@ -8634,7 +8862,7 @@
       <w:lvlJc w:val="left"/>
     </w:lvl>
   </w:abstractNum>
-  <w:abstractNum w:abstractNumId="5">
+  <w:abstractNum w:abstractNumId="6">
     <w:nsid w:val="61F135DE"/>
     <w:multiLevelType w:val="multilevel"/>
     <w:tmpl w:val="61F135DE"/>
@@ -8759,7 +8987,7 @@
       </w:rPr>
     </w:lvl>
   </w:abstractNum>
-  <w:abstractNum w:abstractNumId="6">
+  <w:abstractNum w:abstractNumId="7">
     <w:nsid w:val="6B08828B"/>
     <w:multiLevelType w:val="multilevel"/>
     <w:tmpl w:val="6B08828B"/>
@@ -8888,7 +9116,7 @@
     <w:abstractNumId w:val="1"/>
   </w:num>
   <w:num w:numId="2">
-    <w:abstractNumId w:val="5"/>
+    <w:abstractNumId w:val="6"/>
   </w:num>
   <w:num w:numId="3">
     <w:abstractNumId w:val="3"/>
@@ -8897,13 +9125,16 @@
     <w:abstractNumId w:val="2"/>
   </w:num>
   <w:num w:numId="5">
-    <w:abstractNumId w:val="4"/>
+    <w:abstractNumId w:val="5"/>
   </w:num>
   <w:num w:numId="6">
     <w:abstractNumId w:val="0"/>
   </w:num>
   <w:num w:numId="7">
-    <w:abstractNumId w:val="6"/>
+    <w:abstractNumId w:val="7"/>
+  </w:num>
+  <w:num w:numId="8">
+    <w:abstractNumId w:val="4"/>
   </w:num>
 </w:numbering>
 </file>
